--- a/Vizualizare si interpretare logs/Specificatie_MABP_analiza_vizualizare_YouLearn_v0.1.docx
+++ b/Vizualizare si interpretare logs/Specificatie_MABP_analiza_vizualizare_YouLearn_v0.1.docx
@@ -515,7 +515,7 @@
         <w:br/>
         <w:t xml:space="preserve">  raspuns_corect: true,</w:t>
         <w:br/>
-        <w:t xml:space="preserve">  a_cata_apasare_pe_buton: 1,</w:t>
+        <w:t xml:space="preserve">  al_catelea_turn_apasare_pe_buton: 1,</w:t>
         <w:br/>
         <w:t xml:space="preserve">  durata_raspuns_secunde: 1.3,</w:t>
         <w:br/>
@@ -548,7 +548,7 @@
         <w:spacing w:after="100"/>
       </w:pPr>
       <w:r>
-        <w:t>Câmpul a_cata_apasare_pe_buton este suficient pentru delimitare, cu condiția păstrării ordinii de salvare. Valoarea 1 începe o întrebare, iar 2, 3 etc. continuă aceeași întrebare până la următorul 1. Timestampul nu este folosit pentru această delimitare; două evenimente pot avea aceeași secundă fără ambiguitate.</w:t>
+        <w:t>Câmpul al_catelea_turn_apasare_pe_buton este suficient pentru delimitare, cu condiția păstrării ordinii de salvare. Valoarea 1 începe o întrebare, iar 2, 3 etc. continuă aceeași întrebare până la următorul 1. Timestampul nu este folosit pentru această delimitare; două evenimente pot avea aceeași secundă fără ambiguitate.</w:t>
       </w:r>
     </w:p>
     <w:tbl>
